--- a/session1/speech-prompt.docx
+++ b/session1/speech-prompt.docx
@@ -19,10 +19,41 @@
         <w:rPr>
           <w:lang w:val="en-GB"/>
         </w:rPr>
-        <w:t xml:space="preserve">head of the Managing Director of the </w:t>
-      </w:r>
-      <w:r>
-        <w:t>German Centre for Integrative Biodiversity Research (iDiv) Halle-Jena-Leipzig</w:t>
+        <w:t xml:space="preserve">head of the </w:t>
+      </w:r>
+      <w:r>
+        <w:rPr>
+          <w:lang w:val="en-GB"/>
+        </w:rPr>
+        <w:t xml:space="preserve">GRK </w:t>
+      </w:r>
+      <w:proofErr w:type="spellStart"/>
+      <w:r>
+        <w:rPr>
+          <w:lang w:val="en-GB"/>
+        </w:rPr>
+        <w:t>NeuroTune</w:t>
+      </w:r>
+      <w:proofErr w:type="spellEnd"/>
+      <w:r>
+        <w:rPr>
+          <w:lang w:val="en-GB"/>
+        </w:rPr>
+        <w:t xml:space="preserve"> Project,  a research training group in </w:t>
+      </w:r>
+      <w:proofErr w:type="spellStart"/>
+      <w:r>
+        <w:rPr>
+          <w:lang w:val="en-GB"/>
+        </w:rPr>
+        <w:t>NeuroScience</w:t>
+      </w:r>
+      <w:proofErr w:type="spellEnd"/>
+      <w:r>
+        <w:rPr>
+          <w:lang w:val="en-GB"/>
+        </w:rPr>
+        <w:t>, similar to a Graduate School</w:t>
       </w:r>
       <w:r>
         <w:t>. Write a speech about:</w:t>
@@ -78,12 +109,18 @@
         </w:rPr>
         <w:t xml:space="preserve">the </w:t>
       </w:r>
+      <w:r>
+        <w:rPr>
+          <w:lang w:val="en-GB"/>
+        </w:rPr>
+        <w:t xml:space="preserve">GRK </w:t>
+      </w:r>
       <w:proofErr w:type="spellStart"/>
       <w:r>
         <w:rPr>
           <w:lang w:val="en-GB"/>
         </w:rPr>
-        <w:t>iDiv</w:t>
+        <w:t>NeuroTune</w:t>
       </w:r>
       <w:proofErr w:type="spellEnd"/>
       <w:r>
@@ -102,10 +139,16 @@
         <w:rPr>
           <w:lang w:val="en-GB"/>
         </w:rPr>
-        <w:t>region Halle-Jena-Leipzig</w:t>
-      </w:r>
-      <w:r>
-        <w:t xml:space="preserve"> to rise to become the most important scientific hub in Germany.</w:t>
+        <w:t xml:space="preserve">Leipzig </w:t>
+      </w:r>
+      <w:r>
+        <w:rPr>
+          <w:lang w:val="en-GB"/>
+        </w:rPr>
+        <w:t xml:space="preserve">region </w:t>
+      </w:r>
+      <w:r>
+        <w:t>to rise to become the most important scientific hub in Germany.</w:t>
       </w:r>
     </w:p>
     <w:p>
@@ -3571,6 +3614,7 @@
   <w:style w:type="character" w:default="1" w:styleId="DefaultParagraphFont">
     <w:name w:val="Default Paragraph Font"/>
     <w:uiPriority w:val="1"/>
+    <w:semiHidden/>
     <w:unhideWhenUsed/>
   </w:style>
   <w:style w:type="table" w:default="1" w:styleId="TableNormal">

--- a/session1/speech-prompt.docx
+++ b/session1/speech-prompt.docx
@@ -25,35 +25,7 @@
         <w:rPr>
           <w:lang w:val="en-GB"/>
         </w:rPr>
-        <w:t xml:space="preserve">GRK </w:t>
-      </w:r>
-      <w:proofErr w:type="spellStart"/>
-      <w:r>
-        <w:rPr>
-          <w:lang w:val="en-GB"/>
-        </w:rPr>
-        <w:t>NeuroTune</w:t>
-      </w:r>
-      <w:proofErr w:type="spellEnd"/>
-      <w:r>
-        <w:rPr>
-          <w:lang w:val="en-GB"/>
-        </w:rPr>
-        <w:t xml:space="preserve"> Project,  a research training group in </w:t>
-      </w:r>
-      <w:proofErr w:type="spellStart"/>
-      <w:r>
-        <w:rPr>
-          <w:lang w:val="en-GB"/>
-        </w:rPr>
-        <w:t>NeuroScience</w:t>
-      </w:r>
-      <w:proofErr w:type="spellEnd"/>
-      <w:r>
-        <w:rPr>
-          <w:lang w:val="en-GB"/>
-        </w:rPr>
-        <w:t>, similar to a Graduate School</w:t>
+        <w:t>GRK NeuroTune Project,  a research training group in NeuroScience, similar to a Graduate School</w:t>
       </w:r>
       <w:r>
         <w:t>. Write a speech about:</w:t>
@@ -77,7 +49,25 @@
         <w:rPr>
           <w:lang w:val="en-GB"/>
         </w:rPr>
-        <w:t>funding agreement that has been signed achieved</w:t>
+        <w:t xml:space="preserve">funding agreement that has been signed </w:t>
+      </w:r>
+      <w:r>
+        <w:rPr>
+          <w:lang w:val="en-GB"/>
+        </w:rPr>
+        <w:t xml:space="preserve">and  GRK NeuroTune will get its own </w:t>
+      </w:r>
+      <w:r>
+        <w:rPr>
+          <w:lang w:val="en-GB"/>
+        </w:rPr>
+        <w:t xml:space="preserve">research </w:t>
+      </w:r>
+      <w:r>
+        <w:rPr>
+          <w:lang w:val="en-GB"/>
+        </w:rPr>
+        <w:t>building</w:t>
       </w:r>
       <w:r>
         <w:rPr>
@@ -113,16 +103,8 @@
         <w:rPr>
           <w:lang w:val="en-GB"/>
         </w:rPr>
-        <w:t xml:space="preserve">GRK </w:t>
-      </w:r>
-      <w:proofErr w:type="spellStart"/>
-      <w:r>
-        <w:rPr>
-          <w:lang w:val="en-GB"/>
-        </w:rPr>
-        <w:t>NeuroTune</w:t>
-      </w:r>
-      <w:proofErr w:type="spellEnd"/>
+        <w:t>GRK NeuroTune</w:t>
+      </w:r>
       <w:r>
         <w:t xml:space="preserve">, </w:t>
       </w:r>
@@ -189,7 +171,6 @@
         </w:rPr>
         <w:t>focus</w:t>
       </w:r>
-      <w:proofErr w:type="spellStart"/>
       <w:r>
         <w:rPr>
           <w:color w:val="FFFFFF" w:themeColor="background1"/>
@@ -199,7 +180,6 @@
         </w:rPr>
         <w:t>ing</w:t>
       </w:r>
-      <w:proofErr w:type="spellEnd"/>
       <w:r>
         <w:rPr>
           <w:color w:val="FFFFFF" w:themeColor="background1"/>
@@ -329,14 +309,12 @@
       <w:r>
         <w:t>ret</w:t>
       </w:r>
-      <w:proofErr w:type="spellStart"/>
       <w:r>
         <w:rPr>
           <w:lang w:val="en-GB"/>
         </w:rPr>
         <w:t>ary</w:t>
       </w:r>
-      <w:proofErr w:type="spellEnd"/>
       <w:r>
         <w:t xml:space="preserve"> </w:t>
       </w:r>
@@ -344,21 +322,7 @@
         <w:rPr>
           <w:lang w:val="en-GB"/>
         </w:rPr>
-        <w:t xml:space="preserve">of the </w:t>
-      </w:r>
-      <w:proofErr w:type="spellStart"/>
-      <w:r>
-        <w:rPr>
-          <w:lang w:val="en-GB"/>
-        </w:rPr>
-        <w:t>anglo-saxon</w:t>
-      </w:r>
-      <w:proofErr w:type="spellEnd"/>
-      <w:r>
-        <w:rPr>
-          <w:lang w:val="en-GB"/>
-        </w:rPr>
-        <w:t xml:space="preserve"> Economy Ministry</w:t>
+        <w:t>of the anglo-saxon Economy Ministry</w:t>
       </w:r>
     </w:p>
     <w:p>
